--- a/docs/ТЗ_ПРОБОС_Tilda.docx
+++ b/docs/ТЗ_ПРОБОС_Tilda.docx
@@ -17,7 +17,7 @@
         <w:pStyle w:val="Title"/>
       </w:pPr>
       <w:r>
-        <w:t>ПРОБОС — техническое задание</w:t>
+        <w:t>ПРОБОС - техническое задание</w:t>
       </w:r>
     </w:p>
     <w:p>
@@ -25,7 +25,7 @@
         <w:pStyle w:val="Subtitle"/>
       </w:pPr>
       <w:r>
-        <w:t>Одностраничный товарный лендинг БОС-тренажёра</w:t>
+        <w:t>Одностраничный товарный лендинг БОС-тренажера</w:t>
       </w:r>
     </w:p>
     <w:tbl>
@@ -328,7 +328,7 @@
     </w:p>
     <w:p>
       <w:r>
-        <w:t>Проект: ПРОБОС. Объём: 1 страница. Новая версия не копирует основной сайт клиники, а решает самостоятельную задачу внутри единой экосистемы.</w:t>
+        <w:t>Проект: ПРОБОС. Объем: 1 страница. У лендинга самостоятельная задача и единая визуальная связь с сайтом клиники.</w:t>
       </w:r>
     </w:p>
     <w:tbl>
@@ -680,7 +680,7 @@
         <w:pStyle w:val="ListBullet"/>
       </w:pPr>
       <w:r>
-        <w:t>Пользователь понимает принцип БОС → выбирает домашний сценарий → смотрит инструкцию → запрашивает консультацию.</w:t>
+        <w:t>Пользователь понимает принцип БОС, выбирает домашний сценарий, смотрит инструкцию и запрашивает консультацию.</w:t>
       </w:r>
     </w:p>
     <w:p>
@@ -688,7 +688,7 @@
         <w:pStyle w:val="ListBullet"/>
       </w:pPr>
       <w:r>
-        <w:t>Специалист сравнивает профессиональные функции и ПО → запрашивает комплект/демо.</w:t>
+        <w:t>Специалист сравнивает профессиональные функции и ПО, затем запрашивает комплект или демонстрацию.</w:t>
       </w:r>
     </w:p>
     <w:p>
@@ -696,7 +696,7 @@
         <w:pStyle w:val="ListBullet"/>
       </w:pPr>
       <w:r>
-        <w:t>Посетитель проверяет комплектацию, совместимость, гарантию и ограничения → оставляет заявку.</w:t>
+        <w:t>Посетитель проверяет комплектацию, совместимость, гарантию и ограничения, затем оставляет заявку.</w:t>
       </w:r>
     </w:p>
     <w:p>
@@ -704,7 +704,7 @@
         <w:pStyle w:val="ListBullet"/>
       </w:pPr>
       <w:r>
-        <w:t>Пользователь по медицинскому запросу видит предупреждение и переходит к консультации, а не к самодиагностике.</w:t>
+        <w:t>Пользователь по медицинскому запросу видит предупреждение и переходит к консультации специалиста.</w:t>
       </w:r>
     </w:p>
     <w:p>
@@ -1087,7 +1087,7 @@
                 <w:color w:val="3D3D39"/>
                 <w:sz w:val="16"/>
               </w:rPr>
-              <w:t>Тёплый акцент</w:t>
+              <w:t>Теплый акцент</w:t>
             </w:r>
           </w:p>
         </w:tc>
@@ -1129,7 +1129,7 @@
                 <w:color w:val="3D3D39"/>
                 <w:sz w:val="16"/>
               </w:rPr>
-              <w:t>Только на тёмно-зелёных секциях</w:t>
+              <w:t>Только на темно-зеленых секциях</w:t>
             </w:r>
           </w:p>
         </w:tc>
@@ -1213,7 +1213,7 @@
         <w:pStyle w:val="ListBullet"/>
       </w:pPr>
       <w:r>
-        <w:t>Скругления карточек 20–28 px, кнопки капсульные.</w:t>
+        <w:t>Скругления карточек 20-28 px, кнопки капсульные.</w:t>
       </w:r>
     </w:p>
     <w:p>
@@ -1221,7 +1221,7 @@
         <w:pStyle w:val="ListBullet"/>
       </w:pPr>
       <w:r>
-        <w:t>Фотографии — документальные, естественный свет; не использовать стоковые изображения процедур без проверки.</w:t>
+        <w:t>Фотографии - документальные, естественный свет; не использовать стоковые изображения процедур без проверки.</w:t>
       </w:r>
     </w:p>
     <w:p>
@@ -1229,7 +1229,7 @@
         <w:pStyle w:val="ListBullet"/>
       </w:pPr>
       <w:r>
-        <w:t>На тёмном фоне обеспечить контраст не ниже WCAG AA.</w:t>
+        <w:t>На темном фоне обеспечить контраст не ниже WCAG AA.</w:t>
       </w:r>
     </w:p>
     <w:p>
@@ -1989,7 +1989,7 @@
                 <w:color w:val="3D3D39"/>
                 <w:sz w:val="16"/>
               </w:rPr>
-              <w:t>Мобильный БОС-тренажёр; домашний и профессиональный сценарий.</w:t>
+              <w:t>Мобильный БОС-тренажер; домашний и профессиональный сценарий.</w:t>
             </w:r>
           </w:p>
         </w:tc>
@@ -2140,7 +2140,7 @@
                 <w:color w:val="3D3D39"/>
                 <w:sz w:val="16"/>
               </w:rPr>
-              <w:t>—</w:t>
+              <w:t>-</w:t>
             </w:r>
           </w:p>
         </w:tc>
@@ -2273,7 +2273,7 @@
                 <w:color w:val="3D3D39"/>
                 <w:sz w:val="16"/>
               </w:rPr>
-              <w:t>—</w:t>
+              <w:t>-</w:t>
             </w:r>
           </w:p>
         </w:tc>
@@ -2295,7 +2295,7 @@
                 <w:color w:val="3D3D39"/>
                 <w:sz w:val="16"/>
               </w:rPr>
-              <w:t>Утверждённые формулировки</w:t>
+              <w:t>Утвержденные формулировки</w:t>
             </w:r>
           </w:p>
         </w:tc>
@@ -2402,7 +2402,7 @@
                 <w:color w:val="3D3D39"/>
                 <w:sz w:val="16"/>
               </w:rPr>
-              <w:t>—</w:t>
+              <w:t>-</w:t>
             </w:r>
           </w:p>
         </w:tc>
@@ -2643,7 +2643,7 @@
                 <w:color w:val="3D3D39"/>
                 <w:sz w:val="16"/>
               </w:rPr>
-              <w:t>Методики, проверка электродов, игры, отчёты, совместимость.</w:t>
+              <w:t>Методики, проверка электродов, игры, отчеты, совместимость.</w:t>
             </w:r>
           </w:p>
         </w:tc>
@@ -2664,7 +2664,7 @@
                 <w:color w:val="3D3D39"/>
                 <w:sz w:val="16"/>
               </w:rPr>
-              <w:t>—</w:t>
+              <w:t>-</w:t>
             </w:r>
           </w:p>
         </w:tc>
@@ -2775,7 +2775,7 @@
                 <w:color w:val="3D3D39"/>
                 <w:sz w:val="16"/>
               </w:rPr>
-              <w:t>Комплект, установка, наложение, занятие, отчёт; субтитры.</w:t>
+              <w:t>Комплект, установка, наложение, занятие, отчет; субтитры.</w:t>
             </w:r>
           </w:p>
         </w:tc>
@@ -2819,7 +2819,7 @@
                 <w:color w:val="3D3D39"/>
                 <w:sz w:val="16"/>
               </w:rPr>
-              <w:t>Видео 3–5 мин</w:t>
+              <w:t>Видео 3-5 мин</w:t>
             </w:r>
           </w:p>
         </w:tc>
@@ -2926,7 +2926,7 @@
                 <w:color w:val="3D3D39"/>
                 <w:sz w:val="16"/>
               </w:rPr>
-              <w:t>—</w:t>
+              <w:t>-</w:t>
             </w:r>
           </w:p>
         </w:tc>
@@ -3059,7 +3059,7 @@
                 <w:color w:val="3D3D39"/>
                 <w:sz w:val="16"/>
               </w:rPr>
-              <w:t>—</w:t>
+              <w:t>-</w:t>
             </w:r>
           </w:p>
         </w:tc>
@@ -3321,7 +3321,7 @@
                 <w:color w:val="3D3D39"/>
                 <w:sz w:val="16"/>
               </w:rPr>
-              <w:t>—</w:t>
+              <w:t>-</w:t>
             </w:r>
           </w:p>
         </w:tc>
@@ -3560,7 +3560,7 @@
                 <w:color w:val="3D3D39"/>
                 <w:sz w:val="16"/>
               </w:rPr>
-              <w:t>ПРОБОС — тренажёр биологической обратной связи</w:t>
+              <w:t>ПРОБОС - тренажер биологической обратной связи</w:t>
             </w:r>
           </w:p>
         </w:tc>
@@ -3581,7 +3581,7 @@
                 <w:color w:val="3D3D39"/>
                 <w:sz w:val="16"/>
               </w:rPr>
-              <w:t>Мобильный БОС-тренажёр для домашней и профессиональной реабилитации мышц.</w:t>
+              <w:t>Мобильный БОС-тренажер для домашней и профессиональной реабилитации мышц.</w:t>
             </w:r>
           </w:p>
         </w:tc>
@@ -3618,7 +3618,7 @@
         <w:pStyle w:val="ListBullet"/>
       </w:pPr>
       <w:r>
-        <w:t>Один H1 на странице; последовательная H2–H3 структура.</w:t>
+        <w:t>Один H1 на странице; последовательная H2-H3 структура.</w:t>
       </w:r>
     </w:p>
     <w:p>
@@ -4387,7 +4387,7 @@
                 <w:color w:val="3D3D39"/>
                 <w:sz w:val="16"/>
               </w:rPr>
-              <w:t>Оригиналы без мессенджер-сжатия, согласия изображённых лиц, подписи и даты</w:t>
+              <w:t>Оригиналы без мессенджер-сжатия, согласия изображенных лиц, подписи и даты</w:t>
             </w:r>
           </w:p>
         </w:tc>
@@ -4651,7 +4651,7 @@
                 <w:color w:val="3D3D39"/>
                 <w:sz w:val="16"/>
               </w:rPr>
-              <w:t>Подтверждённые названия, регион, ссылки на официальные документы и профили</w:t>
+              <w:t>Подтвержденные названия, регион, ссылки на официальные документы и профили</w:t>
             </w:r>
           </w:p>
         </w:tc>
@@ -5179,7 +5179,7 @@
                 <w:color w:val="3D3D39"/>
                 <w:sz w:val="16"/>
               </w:rPr>
-              <w:t>Видео 3–5 мин, скриншоты ПО, инструкция PDF, субтитры</w:t>
+              <w:t>Видео 3-5 мин, скриншоты ПО, инструкция PDF, субтитры</w:t>
             </w:r>
           </w:p>
         </w:tc>
@@ -5293,7 +5293,7 @@
         <w:pStyle w:val="ListBullet"/>
       </w:pPr>
       <w:r>
-        <w:t>Стандартные блоки использовать там, где они покрывают задачу; Zero Block — только для уникальной композиции и без критической логики.</w:t>
+        <w:t>Стандартные блоки использовать там, где они покрывают задачу; Zero Block - только для уникальной композиции и без критической логики.</w:t>
       </w:r>
     </w:p>
     <w:p>
@@ -5301,7 +5301,7 @@
         <w:pStyle w:val="ListBullet"/>
       </w:pPr>
       <w:r>
-        <w:t>Не подключать тяжёлые библиотеки ради единичного эффекта; суммарный JS третьих сторон согласовывается.</w:t>
+        <w:t>Не подключать тяжелые библиотеки ради единичного эффекта; суммарный JS третьих сторон согласовывается.</w:t>
       </w:r>
     </w:p>
     <w:p>
@@ -5333,7 +5333,7 @@
         <w:pStyle w:val="ListBullet"/>
       </w:pPr>
       <w:r>
-        <w:t>Сохранить резервную копию проекта Tilda перед заменой действующего сайта; домен переключать после контрольной приёмки.</w:t>
+        <w:t>Сохранить резервную копию проекта Tilda перед заменой действующего сайта; домен переключать после контрольной приемки.</w:t>
       </w:r>
     </w:p>
     <w:p>
@@ -5341,7 +5341,7 @@
         <w:pStyle w:val="Heading1"/>
       </w:pPr>
       <w:r>
-        <w:t>12. Критерии приёмки</w:t>
+        <w:t>12. Критерии приемки</w:t>
       </w:r>
     </w:p>
     <w:p>
@@ -5365,7 +5365,7 @@
         <w:pStyle w:val="ListBullet"/>
       </w:pPr>
       <w:r>
-        <w:t>Формы доставляют тестовые заявки на утверждённый адрес и сохраняют источник.</w:t>
+        <w:t>Формы доставляют тестовые заявки на утвержденный адрес и сохраняют источник.</w:t>
       </w:r>
     </w:p>
     <w:p>
@@ -5381,7 +5381,7 @@
         <w:pStyle w:val="ListBullet"/>
       </w:pPr>
       <w:r>
-        <w:t>Нет горизонтального скролла, обрезанных заголовков и неработающих ссылок на 360–1440 px.</w:t>
+        <w:t>Нет горизонтального скролла, обрезанных заголовков и неработающих ссылок на 360-1440 px.</w:t>
       </w:r>
     </w:p>
     <w:p>
@@ -5413,12 +5413,12 @@
         <w:pStyle w:val="Heading1"/>
       </w:pPr>
       <w:r>
-        <w:t>13. Вне объёма</w:t>
+        <w:t>13. Вне объема</w:t>
       </w:r>
     </w:p>
     <w:p>
       <w:r>
-        <w:t>Фотосъёмка, видеосъёмка, создание логотипа, регулярное SEO/ведение рекламы, платные сервисы, CRM, телефония, юридическая экспертиза и новые функции сверх согласованной структуры выполняются отдельно.</w:t>
+        <w:t>Фотосъемка, видеосъемка, создание логотипа, регулярное SEO/ведение рекламы, платные сервисы, CRM, телефония, юридическая экспертиза и новые функции сверх согласованной структуры выполняются отдельно.</w:t>
       </w:r>
     </w:p>
     <w:p>
@@ -5458,7 +5458,7 @@
         <w:pStyle w:val="ListBullet"/>
       </w:pPr>
       <w:r>
-        <w:t>Действующий сайт проекта — для контент-аудита; спорные сведения не переносятся без подтверждения.</w:t>
+        <w:t>Действующий сайт проекта - для контент-аудита; спорные сведения не переносятся без подтверждения.</w:t>
       </w:r>
     </w:p>
     <w:p>
